--- a/example_articles/gender/Other/4.gender_Other_Other_publisher.docx
+++ b/example_articles/gender/Other/4.gender_Other_Other_publisher.docx
@@ -7,7 +7,7 @@
         <w:pStyle w:val="Heading1"/>
       </w:pPr>
       <w:r>
-        <w:t>Thatcher's stunning news has a nation talking</w:t>
+        <w:t>the big gigs</w:t>
       </w:r>
     </w:p>
     <w:p>
@@ -17,27 +17,27 @@
     </w:p>
     <w:p>
       <w:r>
-        <w:t>Date: 1990-11-26</w:t>
+        <w:t>Date: 2014-02-14</w:t>
       </w:r>
     </w:p>
     <w:p>
       <w:r>
-        <w:t>Section: NEWS; Pg. 8A</w:t>
+        <w:t>Section: VARIETY; Pg. 4E</w:t>
       </w:r>
     </w:p>
     <w:p>
       <w:r>
-        <w:t>Source File: Other publishers/Files (500) (21).DOCX</w:t>
+        <w:t>Source file: Other publishers/Files (500) (26).DOCX</w:t>
       </w:r>
     </w:p>
     <w:p>
       <w:r>
-        <w:t>Raw gender result: Mostly male</w:t>
+        <w:t>Raw gender result, 'gender': Female (black trans woman)</w:t>
       </w:r>
     </w:p>
     <w:p>
       <w:r>
-        <w:t>gender_stand (Standardized): Other</w:t>
+        <w:t>Standardized gender result, 'gender_stand': Other</w:t>
       </w:r>
     </w:p>
     <w:p>
@@ -49,45 +49,57 @@
     </w:p>
     <w:p>
       <w:r>
-        <w:t>Suburban London housewife Julia Thorne was upset over Margaret Thatcher's resignation. So upset that she sat down and wrote a two-page thank- you note to the prime minister, telling Thatcher she thought the nation had made a terrible mistake.</w:t>
+        <w:t>Fresh from packing Madison Square Garden, British chop-and-crunch rockers Arctic Monkeys clearly had no trouble selling out a club show here - especially with the heavy Current airplay for their latest record, "AM," and a steady local fan base that goes back to their memorable First Ave debut in 2007. The Sheffield gang of four was a terrifically spastic live band even back then, and now they're touring behind their hardest-rocking, most cocksure album yet. Should be a slam-dunk, or whatever comparable sports analogy a soccer fan might use. (8:30 p.m. Fri., First Avenue, sold out.) Riemenschneider</w:t>
         <w:br/>
-        <w:t>''I had felt safe under her umbrella,'' says Thorne, 52. ''I had been thinking that at least we have Maggie behind us if we do go to war in the gulf. It's just so sad, and wicked, that she had to go out this way.''</w:t>
+        <w:t>POP/ROCK</w:t>
         <w:br/>
-        <w:t>Not everyone in Britain is as kind, however, about the woman who divided both the nation and her government in the past few weeks.</w:t>
+        <w:t>Looks as if Walker Art Center and the St. Paul Chamber Orchestra's Liquid Music Series are in the record business now. The two arts institutions commissioned an album by Sufjan Stevens' latest electronic music project: Sisyphus, a collaboration by Stevens, New York electronic composer Son Lux and Chicago rapper Serengeti. The odd bunch first came together on a 2012 EP and will issue their self-titled full-length next month via Stevens' Asthmatic Kitty label. Twin Cities fans get the first crack, though, as the songs were inspired by the visual works of Jim Hodges, the subject of a Walker exhibit opening this weekend alongside a short and rare Sisyphus performance. Even farther removed from Stevens' folky hits than his 2010 techno turn "The Age of Adz," at least "Sisyphus" is more fun than it is cutesy, and it's really more of a star vehicle for Serengeti's sly, Spank Rock-like talent. (9 p.m. Fri., Walker Art Center, $20-$30; also Opening Day Dialogue, 2 p.m. Sat., $12.) Chris Riemenschneider</w:t>
         <w:br/>
-        <w:t>Ex-Beatle Paul McCartney is critical of Thatcher's policies in a Christmas record he releases today about Britain's homeless and sick, the Daily Mirror newspaper said.</w:t>
+        <w:t>Being a single mother of 3-year-old twins will change your life. It has also changed veteran Los Angeles singer-songwriter Eleni Mandell's music. "Let's Fly a Kite," her ninth studio album, is a focused collection of light parlor music about the joy of children and afternoon delights (with your kids). It was recorded with Nick Lowe's touring band and his producer, Nick Brockbank. The vibe is dramatically different from Mandell's earlier efforts, which have ranged from torchy jazz-pop to classic country. From "Little Joy" to "Put My Baby to Bed," you couldn't find a sweeter reflection on parenthood. Opening is Vikesh Kapoor, a graduate of the Woody Guthrie school of folk music. (9 p.m. Fri., Turf Club, $10-$12. ) Jon Bream</w:t>
         <w:br/>
-        <w:t>But in the recognition, and shock of Thatcher's pending departure, comes a peculiar sort of unity: ''Maggie,'' as she's called here, is on everyone's mind. ''Perfect strangers were talking to each other on the street,'' says Gillian Barber, 49, a fashion designer in North London. 'It was like the queen had died.''</w:t>
+        <w:t>Rap/rock has gone out of fashion, but Christian rock is still going strong, and TobyMac remains one of its biggest names. The singer/rapper formerly of DC Talk fame - remember their 1995 crossover hit "Just Between You and Me"? - landed at No. 1 in Billboard last year with his solo album "Eye on It," which just won the Grammy for best contemporary Christian album. He's on tour with Brandon Heath, Mandisa, Matthew West and Matt Maher. (7 p.m. Fri., Xcel Energy Center, $22-$42.) Riemenschneider</w:t>
         <w:br/>
-        <w:t>''The guy in the office next to me was almost in tears,'' says her husband, David Barber, 53, an independent film producer. ''It suddenly seems like a lot of people have changed their minds and now think she wasn't so bad.''</w:t>
+        <w:t>Next month, singer-songwriter John Gorka of Marine on St. Croix will release his 12th studio album, "Bright Side of Down," on St. Paul's Red House label. It's another fine collection of well-etched folk-pop that travels from "Holed Up in Mason City" (with Buddy Holly salute) to "Really Spring" (about those prolonged Minnesota winters). Claudia Schmidt offers a haunting vocal coda on "Procrastination Blues." Eliza Gilkyson, Lucy Kaplansky and Michael Johnson also contribute to the disc. (8 p.m. Sat., Hopkins Center for the Arts, $24.) Bream</w:t>
         <w:br/>
-        <w:t>A certain nostalgia even grips some Britons:</w:t>
+        <w:t>Like father, like son, Dweezil Zappa is back with Zappa Plays Zappa. This time the featured album is "Roxy &amp; Elsewhere" (RIP, George Duke). Previous tours have included cool guest artists from Dad's past, but the six-piece band is apparently going it alone this time - unless you count that "Penguin in Bondage" spotted in the back of their van. (7 p.m. Sun., First Avenue, $30.) Tom Surowicz</w:t>
         <w:br/>
-        <w:t>- An old song called We Can't Let Maggie Go is being re-recorded for Christmas sales with profits going to a campaign by the same name.</w:t>
+        <w:t>Are you into "instrumental psychedelic space-funk"? Then check out Matt Owen and the Eclectic Tuba, from Birmingham, Ala. They deliver extraterrestrial synth licks, tuba sound loops, funky sax, dynamic drumming and a trippy light show. Owen has worked a bit with the Polyphonic Spree and Amanda Palmer, and his group's soon-to-be-released album, "Intergalactic Domination," features Wayne Coyne of the Flaming Lips. Just stay away from the brown acid. (8 p.m. Sun., Turf Club, $8-$10.) Surowicz</w:t>
         <w:br/>
-        <w:t>- At the posh London home of Michael Heseltine, the man who challenged and helped knock Thatcher out of 10 Downing Street, two Maggie loyalists briefly handcuffed themselves to the sidewalk railings in protest of her resignation.</w:t>
+        <w:t>A classic, Heartbreakers/Band-style Americana rock group based in Nashville with Texas roots, Wild Feathers made a strong impression opening for Gary Clark Jr. at First Ave in November. Their self-titled debut boasts a lot of sweet, BoDeans-like radio hooks, but it's a tad overproduced and only hints at their spirited, rambunctious live show. This time the quintet is bringing their own promising opening acts: Head and the Heart-like heartland rockers Saints of Valory and the folkier, harmony-strewn Jamestown Revival, both from Austin, Texas. (8 p.m. Tue., Turf Club, $12.) Riemenschneider</w:t>
         <w:br/>
-        <w:t>- In Australia, where the English cricket team is playing, fans held up a ''Bring Back Maggie'' banner.</w:t>
+        <w:t>Still the only guy in indie-rock wily and witty enough to pull off lines like, "We lived on venison and Tennyson" - from the new single "Lariat" - Stephen Malkmus is back with his second Jicks record since the 2010 reunion by his old band, Pavement. Titled "Wig Out at Jagbags," it's a rather standard outing for the '90s vet, stacked with idiosyncratic but jangly guitar parts and more fun wordplay. Scrappy Detroit noise-punk band Tyvek opens. (7:30 p.m. Tue., Cedar Cultural Center, all ages, $20.) Riemenschneider</w:t>
         <w:br/>
-        <w:t>But continuing divisions are evident as well.</w:t>
+        <w:t>The best country songwriter in Minnesota, Erik Koskinen doesn't talk about tailgating, partying with babes and driving down dirt roads. He's more old school, with a focus on working-class themes, whether it's about the effects of oil in "Boomtown," the calling of a musician in "Six Pack of Beer and a Pack of Cigarettes," or the challenges of being unemployed on Independence Day in "Slow Burn." Those tunes are on his splendid second album, "America Theatre," which will be celebrated at this month's Real Phonic Radio Hour. Koskinen, an ace guitarist with a dry, low-key voice, leads the show's house band. Also appearing is the Chastity Brown Duo. (8 p.m. Thu., J.J. Hill Library, 80 W. 4th St., St. Paul, $20) Bream</w:t>
         <w:br/>
-        <w:t>On Petticoat Lane, a Sunday marketplace in the working-class section of East London, people argued about Thatcher and talked about Tuesday's second ballot for the leadership of the Conservative Party and the prime minister's job that goes with it.</w:t>
+        <w:t>Performing at the Entry in October right after releasing their full-length debut, Lucius charmed an audience of local tastemakers who knew of the Brooklyn quintet mainly through the company they keep: They were signed to Tony Margherita Management (Wilco's team) and then to Mom + Pop Records (Metric, Poliça). The band is led by two vocalists, Jess Wolfe and Holly Laessig, who dress alike and sing and sway in unison next to an energetic stand-up drummer, Dan Molad. Sounds gimmicky, but their record "Wildewoman" is proof of their serious '60s girl-group cool and Carole King-like pop sophistication. (8 p.m. Thu., Cedar Cultural Center, sold out.) Riemenschneider</w:t>
         <w:br/>
-        <w:t>Foreign Secretary Douglas Hurd and Chancellor John Major joined the race after Thatcher resigned.</w:t>
+        <w:t>COUNTRY</w:t>
         <w:br/>
-        <w:t>''Margaret Thatcher was made a scapegoat by her own party,'' says Londoner Judith Robinson, 32. ''But I don't see any difference at all between Heseltine, Hurd and Major. They'll continue with Conservative policies and that's the problem.'</w:t>
+        <w:t>It's been 10 years since Big &amp; Rich burst onto the scene with "Horse of a Different Color" and the classic "Save a Horse (Ride a Cowboy)." The on-again duo is self-releasing its forthcoming fifth album, "Gravity," which promises to be a return to the vibe of their debut. The new single, "Look at You," sounds sweet and romantic, but it's about a regretful guy gazing at his ex - as is everyone else in the bar. With Cowboy Troy. (8 p.m. Sat., Mystic Lake, $55-$69.) Bream</w:t>
         <w:br/>
-        <w:t>Adds Colin Kaye, 40, who's for Heseltine: ''Well she had to go, didn't she? She had a good run but after 11 years, it's time to move on. But Heseltine is a proper English gentlemen, and you Americans like that sort of thing.''</w:t>
+        <w:t>HIP-HOP</w:t>
         <w:br/>
-        <w:t>Whoever wins the upcoming vote, Britain's first female prime minister will be replaced by a man - a fact not lost on the population:</w:t>
+        <w:t>There's a growing Canadian First Nation hip-hop scene that blends rap music with indigenous roots and issues, and A Tribe Called Red is one of its biggest purveyors. The Ottawa trio incorporates pow-wow-style drums and chants in their hard-banging rap songs just as cleverly as it co-opted the name of a certain legendary '90s rap trio. It's performing with two Minnesota American Indian hip-hop acts: Red Lake Reservation crew Rez Rap and Dave Chappelle favorite Tall Paul. Read a profile of Tall Paul and fellow native rapper Chase Manhattan in Sunday's Variety section. (9 p.m. Sat., Triple Rock, $12-$14.) Riemenschneider</w:t>
         <w:br/>
-        <w:t>''I think that a little bit of it was men being a bit sick of having a woman at a top,'' says Thorne. ''I think they've had enough and want a man there again.''</w:t>
+        <w:t>BLUES</w:t>
         <w:br/>
+        <w:t>Now based in Tennessee and soon to release another terrific album, "Memphis Grease," John Nemeth makes new soul and blues that sound like rare gems unearthed from a 1960s or 1970s vault. He's an excellent songwriter and prodigious harp soloist, but it's his vocal command that sets Nemeth apart. On the forthcoming disc, backed by the Bo-Keys featuring Al Green's old drummer, Howard Grimes, he even tackles Roy Orbison's tour de force, "Crying," and gets every ounce of its pathos and power. (9 p.m. Sat., Famous Dave's Uptown, $5.) Surowicz</w:t>
         <w:br/>
-        <w:t>Notes</w:t>
+        <w:t>Acoustic blues charmer Eric Bibb and Texas "roots" all-pro Ruthie Foster have been collaborating for quite a while. She was a guest on Bibb's 2004 album, "Friends," and co-wrote the signature song ("Troubadour") from his follow-up, "A Ship Called Love." Foster might have sore arms from carrying home trophies in 2013, including best female blues artist at the Living Blues Awards, best female vocalist at the Austin Music Awards, and the Koko Taylor Award at the Blues Music Awards in Memphis. (7 &amp; 9:30 p.m. Mon., Dakota Jazz Club, $30-$42.) Surowicz</w:t>
         <w:br/>
+        <w:t>JAZZ</w:t>
         <w:br/>
-        <w:t>Ribbon Label; BRITAIN REPLACES THE 'IRON LADY'; 3</w:t>
+        <w:t>If you want to check out the cream of the younger generation of jazz players in the Twin Cities, Saturday's Shifting Paradigm Records "launch party" is the place to be. The new co-op label, specializing in music downloads but also promising new CDs as well as some impressive old ones, gathers the Zacc Harris Group (5 p.m. Sat.); Bryan Nichols Quintet (6 p.m.); Atlantis Quartet (7 p.m.); Fat Kid Wednesdays (8 p.m); and the Graydon Peterson Quartet (9 p.m., Studio Z, 275 E. 4th St., St. Paul, $10, 651-755-1600.) Tom Surowicz</w:t>
+        <w:br/>
+        <w:t>Gregory Porter's first record for the legendary Blue Note label, "Liquid Spirit," just won the Grammy for best jazz vocal album, but at heart this singer/songwriter is a deep-voiced, thoughtful soul man who recalls Bill Withers. His Minneapolis debut Sunday is a don't-miss gig. Read an interview with him in Saturday's Variety section. (7 p.m. Sun., Dakota Jazz Club, $37-$42.) Tim Campbell</w:t>
+        <w:br/>
+        <w:t>"Guitar Passions" was a 2011 album by former Twin Citian Sharon Isbin, one of the more esteemed players on the international classical scene, and now it's a mini-fest featuring Isbin and two of her guest stars on that disc: tapping technique pioneer Stanley Jordan, who's never less than amazing, and Brazilian standout Romero Lubambo, who's recorded with everyone from Dizzy Gillespie to Yo-Yo Ma, and is equally skilled at sambas or straight-ahead jazz. (7 p.m. Wed.-Thu., Dakota Jazz Club, $45-$65.) Surowicz</w:t>
+        <w:br/>
+        <w:t>CLASSICAL</w:t>
+        <w:br/>
+        <w:t>After a powerful performance of Schumann's Cello Concerto last spring with the SPCO, cellist Steven Isserlis is back to help celebrate the return of the Minnesota Orchestra. He plays Elgar's final major work, his elegiac and contemplative Cello Concerto (1919). The other work on the program is Gustav Holst's "The Planets," featuring the Women of the Minnesota Chorale (in the Holst). Yan Pascal Tortelier conducts. (8 p.m. Fri.-Sat., Orchestra Hall, 1111 Nicollet Mall, Mpls., $20-$80, 612-371-5656, or www.minnesotaorchestra.org) William Randall Beard</w:t>
+        <w:br/>
+        <w:t>Violinist Jennifer Frautschi, a two-time Grammy nominee, makes her St. Paul Chamber Orchestra debut with Prokofiev's Second Violin Concerto, premiered in 1935. This is more conventional music than much of his output, the melodies based on traditional Russian folk music. Conductor Paul McCreesh also leads selections from Schubert's "Rosamunde" and Beethoven's Symphony No. 8. (10:30 a.m. &amp; 8 p.m. Fri., 8 p.m. Sat., Ordway Center, $12-$42.) Beard</w:t>
       </w:r>
     </w:p>
     <w:sectPr>

--- a/example_articles/gender/Other/4.gender_Other_Other_publisher.docx
+++ b/example_articles/gender/Other/4.gender_Other_Other_publisher.docx
@@ -7,7 +7,7 @@
         <w:pStyle w:val="Heading1"/>
       </w:pPr>
       <w:r>
-        <w:t>Transgender promoter gets back in the game; Maloney hopes to find acceptance in boxing world</w:t>
+        <w:t>ISRAELI STAR IN SPOTLIGHT FOR HER SINGING AND HER PAST / DANA WON A CONTEST AND RECEIVED WIDE ACCLAIM. HER SEX DREW BARBS.</w:t>
       </w:r>
     </w:p>
     <w:p>
@@ -17,22 +17,22 @@
     </w:p>
     <w:p>
       <w:r>
-        <w:t>Date: 2015-09-15</w:t>
+        <w:t>Date: 1998-06-18</w:t>
       </w:r>
     </w:p>
     <w:p>
       <w:r>
-        <w:t>Section: SPORTS; Pg. 1C</w:t>
+        <w:t>Section: NATIONAL; Pg. A21</w:t>
       </w:r>
     </w:p>
     <w:p>
       <w:r>
-        <w:t>Source file: Other publishers/Files (500) (17).DOCX</w:t>
+        <w:t>Source file: Other publishers/Files (500) (29).DOCX</w:t>
       </w:r>
     </w:p>
     <w:p>
       <w:r>
-        <w:t>Raw gender result, 'gender': Mixed (includes transgender woman)</w:t>
+        <w:t>Raw gender result, 'gender': Mostly women (transgender woman)</w:t>
       </w:r>
     </w:p>
     <w:p>
@@ -49,135 +49,71 @@
     </w:p>
     <w:p>
       <w:r>
-        <w:t>America might have been ready for Bruce Jenner to become Caitlyn, accompanied by a flurry of tabloid breathlessness, a moving ESPYs speech, a sexualized photo shoot and, of course, a reality TV show. But is the most male and macho of sporting disciplines,  boxing, prepared for a transgender figure of prominence?</w:t>
+        <w:t>She steps into the room, smiles coyly and tosses her head so that her resplendent black hair cascades over her bare shoulders. With her creamy skin and discreet jewelry - just a small Star of David earring dangling over her collarbone - she looks like one of those dark beauties in a "Visit Israel" travel poster.</w:t>
         <w:br/>
-        <w:t>Kellie Maloney is ready to find out.</w:t>
+        <w:t>Flashbulbs click. Potted plants crash to the floor and chairs topple as photographers jockey for a clear shot of the statuesque beauty who is the latest sensation in Israel.</w:t>
         <w:br/>
-        <w:t>Maloney, 62, formerly was Frank Maloney, an outrageous British promoter who helped guide Lennox Lewis to the undisputed world heavyweight championship.</w:t>
+        <w:t>At a time when religious and secular Israelis are bitterly divided and the peace process seems to be dying, the singer known as Dana International seems to be about the best news around. When her hit song "Diva" earned Israel the grand prize last month in the internationally televised song competition, Eurovision, it gave Israel a much-needed morale boost.</w:t>
         <w:br/>
-        <w:t>Standing 5-3 and often clad in a British flag designer suit, Maloney was an unlikely yet perfect sidekick to aloof Lewis and an equally well-suited rival to promoter Don King, who christened Maloney the "pugilistic pygmy" and a "mental midget."</w:t>
+        <w:t>The catch is that she was originally a he - a former bar mitzvah boy, born in Tel Aviv under the name Yaron Cohen.</w:t>
         <w:br/>
-        <w:t>When Maloney decided two years ago to begin the process toward  gender reassignment and publicly identify as a woman, she thought it would be the end of her boxing career.</w:t>
+        <w:t>"Even in Sodom there was nothing like this," Shlomo Benizri, an ultra-Orthodox rabbi and Knesset member, said upon hearing of Dana's song award.</w:t>
         <w:br/>
-        <w:t>Yet somewhere along a tortured path that involved a Christmas Day suicide attempt, 23 surgical procedures including one that left Maloney in a four-day coma, a surprise plea from an enlightened young boxer and current celebrity status as Britain's "Caitlyn," a reality set in. For all Frank Maloney accomplished, Kellie Maloney has her own dreams wrapped up in the spit, sawdust and showbiz that is boxing and is ready to get after them.</w:t>
+        <w:t>If the more conservative custodians of Israeli culture are infuriated about the emergence of a transsexual as the country's most celebrated pop performer, it makes Dana even more popular among secular Israelis - even those who are not great fans of her disco style of music.</w:t>
         <w:br/>
-        <w:t>"Everything is new when you become a woman," Maloney told USA TODAY Sports as she sipped wine on the terrace of her Portuguese villa and petted her  docile Airedale terriers, Louie and Winnie. "You learn to sit differently, cross your legs differently, stand up differently, eat and chew differently. I'm loving this. I'm now the person I needed to be. But change is part of it, every day."</w:t>
+        <w:t>"This is an achievement for civil liberties and human rights, above and beyond the song's achievement," Yael Dayan, a Labor Party member of the Knesset and daughter of the late Moshe Dayan, said when Dana made an appearance in the Knesset last month.</w:t>
         <w:br/>
-        <w:t>Professionally, she also is in untested waters, fearful of abuse and rejection but refusing to be shooed away by it. The unbridled cruelty of social media assailants aside, Maloney has generally enjoyed support and got a good-natured response when she recently ventured to a small  British boxing show.</w:t>
+        <w:t>Dana, who seems almost demure offstage, shrugs off the symbolism of her success and the denunciations by the ultra-Orthodox.</w:t>
         <w:br/>
-        <w:t>"I want to get back into boxing for me," she said. "Just to show that I can. To get that sense of achievement again. It is scary, but it is exciting. I am not afraid of failing, because I don't think I will. What I don't want is rejection, being seen as a freak or a pervert or a weirdo."</w:t>
+        <w:t>"I'm not a political person, I'm a singer. I'm not dealing with symbols. I just want to live my life," the soft-spoken singer said in an interview in the Tel Aviv apartment of her publicist.</w:t>
         <w:br/>
-        <w:t>'Frank was losing battle'</w:t>
+        <w:t>"I believe in God, but I like freedom. I don't think that God cares if I turn on the lights on Friday night, or if I drive on Saturday. . . . God cares about our souls, not our bodies," she said.</w:t>
         <w:br/>
-        <w:t>Maloney's second home cosies up to the hills above the coastal resorts of the Algarve, Portugal's southern sunshine haven, and is found via a  maze of angular streets and pathways.</w:t>
+        <w:t>Even before Dana's song prize irritated the ultra-Orthodox, Israel's religious tensions had come to a head when ultra-Orthodox religious parties torpedoed a modern-dance performance by the acclaimed Batsheva dance company April 30 because male dancers strip down to their underwear.</w:t>
         <w:br/>
-        <w:t>It was amid these breathtaking surrounds where Frank Maloney hid from the world and wrestled with his identity, and where Kellie Maloney was  born.</w:t>
+        <w:t>Then, on May 9, Dana burst upon a stage in Birmingham, England - where Eurovision was held this year - waving the Israeli flag to celebrate her victory in the song contest.</w:t>
         <w:br/>
-        <w:t>Even when Lewis ruled the heavyweight class in the late 1990s, Maloney  would sneak out of training camps in the Pocono mountains and visit a sex shop to buy transgender magazines, bypassing the pornographic material in search of articles that shed  light on gender dysphoria.</w:t>
+        <w:t>"Next year in Jerusalem," she shouted to the crowd, twisting the traditional Jewish prayer call into a reference to the Eurovision custom of holding the contest in the country of the previous year's winner.</w:t>
         <w:br/>
-        <w:t>In Las Vegas, Maloney would buy women's clothes, then discard them. In New York, there were visits to Miss Vera's Finishing School For Boys Who Want To Be Girls, a center for the transgender community. Into  Maloney's late 40s, the feelings of identifying as female were gaining in strength and clarity.</w:t>
+        <w:t>Haim Miller, the ultra-Orthodox deputy mayor of Jerusalem, vowed to block the contest from Jerusalem. "It is a shame and an embarrassment. . . . Let it [Eurovision] stay in the land of the Goyim," Miller said.</w:t>
         <w:br/>
-        <w:t>"Frank was losing the battle," Maloney said. "Kellie was taking over."</w:t>
+        <w:t>Other religious politicians rushed in to denounce Dana as a pervert and an abomination. But Prime Minister Benjamin Netanyahu's Likud Party, under fire for allegedly caving in to the religious in the dance flap, came to Dana's defense.</w:t>
         <w:br/>
-        <w:t>The pain of living a  lie was permanent, and it only served to further spike Maloney's  irascible nature.</w:t>
+        <w:t>Netanyahu congratulated Dana and said Jerusalem would indeed host Eurovision in 1999. Jerusalem Mayor Ehud Olmert, a fellow Likud member, denounced his deputy mayor as a "blabbermouth" and pledged his opposition to "all cultural censorship." Tourism Minister Moshe Katsav, also of Likud, invited Dana to his office so that he could be photographed kissing her cheek. The Knesset's Education and Cultural Committee invited Dana to speak - on freedom of expression.</w:t>
         <w:br/>
-        <w:t>"I knew Frank for a long time, but he never struck me as a person who was comfortable or content with himself," boxing promoter Kathy Duva said. "I could never put my finger on it, but now we know why."</w:t>
+        <w:t>Dana International was born Yaron Cohen in a working-class neighborhood of Tel Aviv in 1969, she says, although her official resume says it was 1972. Her family came from Yemen. She identified with girls shortly after puberty, switching from jeans and T-shirts to fishnet stockings and high heels by high school.</w:t>
         <w:br/>
-        <w:t>Maloney began to privately live as a woman in 2011, taking a second home where she kept clothing and secretly ventured into public spaces. It allowed her to gain confidence, but it wasn't as simple as that.</w:t>
+        <w:t>"When I was 14 or 15, I knew I wanted to be dating boys," said Dana, curling up in an armchair in the skin-tight jeans in vogue among Israeli women.</w:t>
         <w:br/>
-        <w:t>On Christmas Day 2012, Maloney became locked in a heated argument with then-wife Tracey, drank heavily and retreated to a bathroom and downed whatever pills came to hand. Later, after telling Tracey and their three daughters he was going for a walk, Maloney collapsed in the street, a bleak experience Kellie describes as the tipping point in her gender reassignment decision.</w:t>
+        <w:t>Unlike her flamboyant onstage presence, she dresses conservatively in everyday life; her only concession to vampiness is long fingernails decorated with stripes and polka dots. She speaks matter-of-factly, in richly accented but otherwise fluent English, about her sex-change operation in London in 1993.</w:t>
         <w:br/>
-        <w:t>Early in 2013, Maloney started hormone therapy, followed by surgery later in the year. In all, she had four operations, including the 23 surgical procedures, one of which left her in a coma because of difficulties in stemming bleeding during a facial procedure.</w:t>
+        <w:t>"There was not one day that I became a woman. It is a process and at the end of the process, you are what you want to be," she said. "Every human being is changing during the years. But it is such a small detail."</w:t>
         <w:br/>
-        <w:t>In August 2014, with the British tabloids threatening to out her, Maloney went public, and seven months later she completed her gender reassignment.</w:t>
+        <w:t>Israel Peretz, principal of Tel Aviv's Ankori High School, which Dana attended, remembers Yaron Cohen as overtly homosexual, but well-accepted by his peers. "He was such a charmer, always very funny, amusing his classmates and teachers in a very unassuming manner. . . . He spent most of his time with the girls - the girls all worshiped him. The guys just accepted him. I don't remember any bad incidents. He was part of the scene," Peretz said.</w:t>
         <w:br/>
-        <w:t>"It was very up and down at first, very emotional, and there was a lot to try to understand and accept," said Maloney's eldest daughter, 39-year-old Emma Young. "There are still times when it is a challenge, when I think it would have all been easier if my dad was a (postal worker) or something and not well known and we could have gone through all this in private. But our relationship is definitely stronger and closer now."</w:t>
+        <w:t>By the time he turned 18, the age of mandatory military service, Yaron Cohen was already dressing as a woman. He reported to the recruitment office, but was excused from the army when he told them he intended to have a sex-change operation. That left him free to pursue a performing career in gay nightclubs in Tel Aviv.</w:t>
         <w:br/>
-        <w:t>Maloney met Duva on a recent trip to New York and was encouraged to join the small but determined group of women working in American boxing. She agreed with Duva's assessment of her former self.</w:t>
+        <w:t>At first, Dana could only get gigs in drag shows, not breaking into mainstream stages until after her second album was released in 1994. Her albums, some containing Arabic songs, were banned last year in Egypt after an Egyptian newspaper denounced her as a "shameless Jewish prostitute."</w:t>
         <w:br/>
-        <w:t>"I don't like to talk about myself in the third person, that's for boxers," Maloney said with a chuckle. "But Kellie is calmer than Frank. Frank was an annoying little bastard."</w:t>
+        <w:t>A serious relationship with a man broke up. Her father was jailed briefly, according to the Israeli press, on charges of beating Dana's mother. Dana was estranged from her family for several years, until they reconciled themselves to her sexuality.</w:t>
         <w:br/>
-        <w:t>Flamboyant history</w:t>
+        <w:t>"I knew Dana when she was Yaron Cohen, and she was an ugly boy, in my opinion," said Revital Zion, a longtime friend. "It wasn't so easy then. People weren't as nice to her as they are now. Sometimes, even in Tel Aviv, people would yell things like 'homo, homo.' "</w:t>
         <w:br/>
-        <w:t>Back in the day, betting against Frank Maloney was no wise move. As a largely unknown London promoter, he took on Olympic champion Lewis after the fighter's gold medal performance in the 1988 Seoul Games, and life thereafter changed forever.</w:t>
+        <w:t>Dana is dismissive of the difficulties she faced before becoming a celebrity.</w:t>
         <w:br/>
-        <w:t>Maloney took private jets, got the best tables at the finest eateries and was often seen ringside, a frenetic hive of activity accompanied by a playboy image that Maloney fostered to hide the pain of being a "woman trapped inside a man's body." Since childhood, Maloney had "felt different" and says she realized as a teenager she belonged as a woman when reading an article about transsexual model April Ashley.</w:t>
+        <w:t>"It is easier to be a transsexual in Israel than an Arab," she said pointedly. She is similarly nonchalant about the criticism of the ultra-Orthodox. She observes some kosher dietary restrictions, avoiding pork or mixing meat with dairy.</w:t>
         <w:br/>
-        <w:t>Finding the solution took nearly 50 years.</w:t>
+        <w:t>"I don't care what these people think of me," she said. "They don't read the newspapers that carry stories about me. They don't play the radio and listen to my songs. Why are they wasting their time worrying about me?"</w:t>
         <w:br/>
-        <w:t>"Frank is dead, and Kellie is reborn," Maloney said. "I'm proud of what Frank achieved, but the more I live like this it feels like it happened to someone else."</w:t>
+        <w:t>Dana's life and career remain grist for incessant commentary in Israel's voracious tabloids and on talk shows. Among the more sensational items: A rabbi recently decreed that Dana could be counted to make up a minyan, the quorum of 10 men traditionally required for Jewish prayer. And a 19-year-old ultra-Orthodox woman was kicked out of her house after she was caught with a Dana cassette.</w:t>
         <w:br/>
-        <w:t>Frank Maloney's tempestuous nature and flair for publicity often led to hilarious results. Maloney was so incensed when Lewis' first fight with Evander Holyfield ended in a draw -- a decision most thought was unfairly generous to the American -- Maloney urged the British government to break off diplomatic relations with the United States.</w:t>
+        <w:t>On the popular television talk show, Popolitika, host Tommy Lapid set off a storm by telling an ultra-Orthodox guest: I'd rather have a son like Dana than one like you.</w:t>
         <w:br/>
-        <w:t>There were madcap adventures, raucous nights out, parties galore. Things will be a little more low-key when Kellie comes back to do business in America.</w:t>
+        <w:t>Since Eurovision, the same competition that launched the career of the Swedish band Abba, the Dana phenomenon is spreading beyond Israel. Dana's manager, Ofer Nisim, announced last week that Dana had recently declined a proposal to join the Spice Girls to replace the departed Ginger Spice. Sony Music signed Dana to an artist's contract. An English-language single of the winning song "Diva" is on top-10 charts in Sweden and Finland.</w:t>
         <w:br/>
-        <w:t>Modern American boxing is ruled by some giant forces; the HBO and Showtime networks control the purse strings; and the sport's managerial guru, Al Haymon, seems to have his hand in everything.</w:t>
+        <w:t>There are no immediate plans for Dana to perform in the United States. Dana's managers are focusing now on England and Scandinavia.</w:t>
         <w:br/>
-        <w:t>"That's all true," Maloney said. "But if you find the right fighter, you get your chance. I did that before. I can do it again."</w:t>
-        <w:br/>
-        <w:t>Maloney promotes three fighters, all British-based, including Tony Jones, a light welterweight with a 2-0  record. Last year, Jones decided he wanted Maloney to guide his career and made repeated pleas via social media, email and telephone.</w:t>
-        <w:br/>
-        <w:t>Maloney was set on retirement, so in a final attempt, Jones drove from Wales to Maloney's London base, armed with gifts and flowers, and spelled out his case.</w:t>
-        <w:br/>
-        <w:t>"You might have changed sex, but you haven't had a brain transplant, have you?" was his most persistent argument.</w:t>
-        <w:br/>
-        <w:t>"If anyone chooses to be backward in their thinking and have a problem with me or Kellie, it is their loss," Jones said. "As Frank she was smart enough and determined enough to reach the top in British boxing. I see it as a privilege to be working with her."</w:t>
-        <w:br/>
-        <w:t>Yet Maloney thinks America could be where her future lies. Caitlyn Jenner's journey at the very least helped the transgender community gain a broader base of understanding.</w:t>
-        <w:br/>
-        <w:t>"I don't want to just come to America, I want to conquer America," Maloney said, "What would I bring? Professionalism, but also some humor, some color, and show that your background and history doesn't matter."</w:t>
-        <w:br/>
-        <w:t>Ambition not lacking</w:t>
-        <w:br/>
-        <w:t>While Maloney does not actively seek to be a role model for the transgender community, she understands the seriousness of the issues many face. That is why, when it was suggested by  British journalists that Frank Maloney becoming a woman was a publicity stunt, Kellie was deeply wounded. "Stupid," she said.</w:t>
-        <w:br/>
-        <w:t>Publicity and attention are now no more than byproducts of Maloney's profession. "I used to love it," she said. "Talking for the sake of talking, getting myself in the papers." Yet while Kellie lacks the almost maniacal drive of Frank, she is not shy of ambition.</w:t>
-        <w:br/>
-        <w:t>"If Kellie could achieve half of what Frank did, that would be amazing," Maloney said. "I have this inner desire to achieve something. I'd love to go back to Las Vegas or New York with a fighter."</w:t>
-        <w:br/>
-        <w:t>As sunset drops over Maloney's back patio, she chuckles that, in terms of attire at least, Kellie is far more conformist that Frank.</w:t>
-        <w:br/>
-        <w:t>But what, she wonders, would the reception be like at a huge Vegas fight night, from a packed crowd fueled by alcohol and blood lust? Sure, Jenner was applauded at the ESPYs, but that was a black-tied throng on its best behavior.</w:t>
-        <w:br/>
-        <w:t>Boxing would seem to be as tough an environment for a transgender individual as there could be.</w:t>
-        <w:br/>
-        <w:t>"There is a particular testosterone level in any kind of combat sport," said Cyd Ziegler, a co-founder of Outsports.com. "It's the reason you don't have many female promoters, period, forget about trans women. If Kellie returns, she will be breaking down a lot of barriers and turning a lot of heads. She has the opportunity to really blaze a trail."</w:t>
-        <w:br/>
-        <w:t>Don King, 84, knows how to turn any question into a promotional opportunity, and years ago he would rarely miss a chance to needle Maloney. But when asked about his former rival, King threw his head back and smiled.</w:t>
-        <w:br/>
-        <w:t>"There is nothing negative I could ever say about Kellie," said King, who has not seen Maloney since transition. "Frank was a great manager and a great promoter, and we had some wonderful promotions. Kellie's decision was honest. Nobody ever had to know. You have to respect her for that, and I do."</w:t>
-        <w:br/>
-        <w:t>Boxing matchmaker Jon Pegg hired extra security for a fight card in England that Maloney attended, fearing there could be hostility or violence. It was in a working-class area of a working-class city, Birmingham, but Maloney was treated with courtesy and no small sense of admiration.</w:t>
-        <w:br/>
-        <w:t>"I didn't know what to expect, but when I saw people coming up and wishing Kellie well, that's when I thought that this is really going to turn out all right," Pegg said. "To be honest, I actually like Kellie a lot more than Frank -- she's a lot nicer. I think the boxing community will get to see that, too."</w:t>
-        <w:br/>
-        <w:t>Finding humor in saga</w:t>
-        <w:br/>
-        <w:t>Maloney is still nervous but expects to attend more and bigger boxing events in the near future.</w:t>
-        <w:br/>
-        <w:t>"You never know what is going to happen," she said. "I have been in that world of boxing. I have heard the comments about women and seen the lack of respect. At times, I was part of it myself, and I am ashamed of that."</w:t>
-        <w:br/>
-        <w:t>The  fear of rejection is a constant companion for members of the transgender community. The goal of most transgender individuals is to "pass" -- when a person who has transitioned from the opposite sex goes unnoticed in public settings.</w:t>
-        <w:br/>
-        <w:t>Yet there is a paradox. Maloney has done a stint on the UK's Celebrity Big Brother television show and is  aware that future success in boxing will only lead to her being recognized more often. And, contrary to the wish of most every transgender person, each of those people will know she was once Frank.</w:t>
-        <w:br/>
-        <w:t>"It is hard to pinpoint why, but in my mind that is different," Maloney said. "If someone knows I am a transsexual because they recognize me as Kellie and know I used to be Frank, that is fine. I would much rather that than someone seeing me as just another person and thinking that I am a man in women's clothes or something."</w:t>
-        <w:br/>
-        <w:t>At dinner with a small group of friends in a restaurant by the marina in the seaside town of Vilamoura, Maloney is equal parts philosopher and humorist.</w:t>
-        <w:br/>
-        <w:t>"Time will tell how this all works out," she said, raising a glass to toast the table. "But time means something else now, because my life is so different. Most people can't understand because they've always lived their life as themselves. That didn't start for me until very recently."</w:t>
-        <w:br/>
-        <w:t>As life has found some stability, Maloney has managed to find the funny side in the whole saga, and when it comes to telling raucous and often dirty jokes, Kellie has lost none of Frank's legendary wit.</w:t>
-        <w:br/>
-        <w:t>Lowering her voice as if to share a secret, she regales about being recently propositioned by a married Irish golfing tourist, who, with a  cheesy pickup line, promised that "a surprise" awaited if Maloney accompanied him back to his hotel.</w:t>
-        <w:br/>
-        <w:t>"Not as big as the surprise he'd have got," she deadpanned, as the group descended into hoots of laughter.</w:t>
-        <w:br/>
-        <w:t>And with them Kellie Maloney laughs along, not just at the story but at her new freedom. It is the laugh of a promoter who maybe has a future she never thought possible, in a body she never thought she'd have.</w:t>
-        <w:br/>
-        <w:t>Boxing is the most uncompromising and brutal of sports, its political corridors more vicious than the ring itself. But it is not somewhere to fear for Maloney, not now, not after what has come before it.</w:t>
-        <w:br/>
-        <w:t xml:space="preserve">Rogers also reported from Las Vegas. </w:t>
+        <w:t>"I see my destiny being in Europe right now," Dana said in the interview. "I'm not so patriotic that I wouldn't live elsewhere if I had to for my career. But I'm always going to be an Israeli. I love my country, and I'll always come back."</w:t>
         <w:br/>
         <w:br/>
         <w:t>Graphic</w:t>
@@ -185,7 +121,11 @@
         <w:br/>
         <w:t xml:space="preserve"> </w:t>
         <w:br/>
-        <w:t>photo Mark Runnacles, Getty Images</w:t>
+        <w:t>PHOTO;</w:t>
+        <w:br/>
+        <w:t>PHOTO</w:t>
+        <w:br/>
+        <w:t>Israeli singer Dana International celebrates winning the grand prize for her song "Diva" at Eurovision, an internationally televised contest. A transsexual, she is the country's most celebrated pop performer. (Associated Press, LOUISA BULLER)</w:t>
       </w:r>
     </w:p>
     <w:sectPr>
